--- a/vbhc-vn/templates/04-ke-hoach.docx
+++ b/vbhc-vn/templates/04-ke-hoach.docx
@@ -172,6 +172,7 @@
               <w:rPr>
                 <w:color w:val="000000"/>
                 <w:spacing w:val="4"/>
+                <w:sz w:val="26"/>
               </w:rPr>
               <w:t>Số:</w:t>
             </w:r>
@@ -179,6 +180,7 @@
               <w:rPr>
                 <w:color w:val="000000"/>
                 <w:spacing w:val="4"/>
+                <w:sz w:val="26"/>
               </w:rPr>
               <w:t xml:space="preserve"> </w:t>
             </w:r>
@@ -186,6 +188,7 @@
               <w:rPr>
                 <w:color w:val="000000"/>
                 <w:spacing w:val="4"/>
+                <w:sz w:val="26"/>
               </w:rPr>
               <w:t xml:space="preserve"> </w:t>
             </w:r>
@@ -193,6 +196,7 @@
               <w:rPr>
                 <w:color w:val="000000"/>
                 <w:spacing w:val="4"/>
+                <w:sz w:val="26"/>
               </w:rPr>
               <w:t xml:space="preserve">         </w:t>
             </w:r>
@@ -200,6 +204,7 @@
               <w:rPr>
                 <w:color w:val="000000"/>
                 <w:spacing w:val="4"/>
+                <w:sz w:val="26"/>
               </w:rPr>
               <w:t>/KH-SCT</w:t>
             </w:r>
@@ -343,6 +348,7 @@
                 <w:i/>
                 <w:color w:val="000000"/>
                 <w:spacing w:val="4"/>
+                <w:sz w:val="26"/>
               </w:rPr>
               <w:t>Lào Cai</w:t>
             </w:r>
@@ -351,6 +357,7 @@
                 <w:i/>
                 <w:color w:val="000000"/>
                 <w:spacing w:val="4"/>
+                <w:sz w:val="26"/>
               </w:rPr>
               <w:t>, ngày</w:t>
             </w:r>
@@ -359,6 +366,7 @@
                 <w:i/>
                 <w:color w:val="000000"/>
                 <w:spacing w:val="4"/>
+                <w:sz w:val="26"/>
               </w:rPr>
               <w:t xml:space="preserve"> </w:t>
             </w:r>
@@ -367,6 +375,7 @@
                 <w:i/>
                 <w:color w:val="000000"/>
                 <w:spacing w:val="4"/>
+                <w:sz w:val="26"/>
               </w:rPr>
               <w:t xml:space="preserve">     </w:t>
             </w:r>
@@ -375,6 +384,7 @@
                 <w:i/>
                 <w:color w:val="000000"/>
                 <w:spacing w:val="4"/>
+                <w:sz w:val="26"/>
               </w:rPr>
               <w:t xml:space="preserve"> </w:t>
             </w:r>
@@ -383,6 +393,7 @@
                 <w:i/>
                 <w:color w:val="000000"/>
                 <w:spacing w:val="4"/>
+                <w:sz w:val="26"/>
               </w:rPr>
               <w:t xml:space="preserve">tháng </w:t>
             </w:r>
@@ -391,6 +402,7 @@
                 <w:i/>
                 <w:color w:val="000000"/>
                 <w:spacing w:val="4"/>
+                <w:sz w:val="26"/>
               </w:rPr>
               <w:t xml:space="preserve">     </w:t>
             </w:r>
@@ -399,6 +411,7 @@
                 <w:i/>
                 <w:color w:val="000000"/>
                 <w:spacing w:val="4"/>
+                <w:sz w:val="26"/>
               </w:rPr>
               <w:t xml:space="preserve"> năm 20</w:t>
             </w:r>
@@ -407,6 +420,7 @@
                 <w:i/>
                 <w:color w:val="000000"/>
                 <w:spacing w:val="4"/>
+                <w:sz w:val="26"/>
               </w:rPr>
               <w:t>2</w:t>
             </w:r>
@@ -415,6 +429,7 @@
                 <w:i/>
                 <w:color w:val="000000"/>
                 <w:spacing w:val="4"/>
+                <w:sz w:val="26"/>
               </w:rPr>
               <w:t>6</w:t>
             </w:r>
